--- a/onboarding-pack/dist/Vyntra-Contractor-Declaration-and-Agreement.docx
+++ b/onboarding-pack/dist/Vyntra-Contractor-Declaration-and-Agreement.docx
@@ -2871,7 +2871,7 @@
           <w:color w:val="B8932B"/>
           <w:sz w:val="17"/>
         </w:rPr>
-        <w:t>SECTION 04 · PART 1 OF 2</w:t>
+        <w:t>SECTION 04 · PART 1 OF 4</w:t>
       </w:r>
     </w:p>
     <w:p>
@@ -2887,7 +2887,7 @@
           <w:color w:val="0F172A"/>
           <w:sz w:val="44"/>
         </w:rPr>
-        <w:t>Payment Policy — Getting paid</w:t>
+        <w:t>Payment Policy — How customers pay Vyntra</w:t>
       </w:r>
     </w:p>
     <w:p>
@@ -2917,7 +2917,7 @@
           <w:color w:val="0F172A"/>
           <w:sz w:val="22"/>
         </w:rPr>
-        <w:t>We keep payments simple and predictable. Submit a correct tax invoice and we will pay it on time, every time.</w:t>
+        <w:t>Vyntra manages all invoicing and collects every customer payment. You focus on the work — you never handle money, quote prices or chase invoices.</w:t>
       </w:r>
     </w:p>
     <w:p>
@@ -2932,7 +2932,870 @@
           <w:color w:val="0F172A"/>
           <w:sz w:val="26"/>
         </w:rPr>
-        <w:t>Payment schedule</w:t>
+        <w:t>Standard residential jobs</w:t>
+      </w:r>
+    </w:p>
+    <w:p>
+      <w:pPr>
+        <w:spacing w:after="60"/>
+        <w:ind w:left="227"/>
+      </w:pPr>
+      <w:r>
+        <w:rPr>
+          <w:rFonts w:ascii="Calibri" w:hAnsi="Calibri"/>
+          <w:b/>
+          <w:i w:val="0"/>
+          <w:color w:val="B8932B"/>
+          <w:sz w:val="21"/>
+        </w:rPr>
+        <w:t xml:space="preserve">✔  </w:t>
+      </w:r>
+      <w:r>
+        <w:rPr>
+          <w:rFonts w:ascii="Calibri" w:hAnsi="Calibri"/>
+          <w:b w:val="0"/>
+          <w:i w:val="0"/>
+          <w:color w:val="2B3849"/>
+          <w:sz w:val="20"/>
+        </w:rPr>
+        <w:t>The customer pays a deposit to secure the booking.</w:t>
+      </w:r>
+    </w:p>
+    <w:p>
+      <w:pPr>
+        <w:spacing w:after="60"/>
+        <w:ind w:left="227"/>
+      </w:pPr>
+      <w:r>
+        <w:rPr>
+          <w:rFonts w:ascii="Calibri" w:hAnsi="Calibri"/>
+          <w:b/>
+          <w:i w:val="0"/>
+          <w:color w:val="B8932B"/>
+          <w:sz w:val="21"/>
+        </w:rPr>
+        <w:t xml:space="preserve">✔  </w:t>
+      </w:r>
+      <w:r>
+        <w:rPr>
+          <w:rFonts w:ascii="Calibri" w:hAnsi="Calibri"/>
+          <w:b w:val="0"/>
+          <w:i w:val="0"/>
+          <w:color w:val="2B3849"/>
+          <w:sz w:val="20"/>
+        </w:rPr>
+        <w:t>The balance is invoiced about one (1) hour before the job is expected to finish.</w:t>
+      </w:r>
+    </w:p>
+    <w:p>
+      <w:pPr>
+        <w:spacing w:after="60"/>
+        <w:ind w:left="227"/>
+      </w:pPr>
+      <w:r>
+        <w:rPr>
+          <w:rFonts w:ascii="Calibri" w:hAnsi="Calibri"/>
+          <w:b/>
+          <w:i w:val="0"/>
+          <w:color w:val="B8932B"/>
+          <w:sz w:val="21"/>
+        </w:rPr>
+        <w:t xml:space="preserve">✔  </w:t>
+      </w:r>
+      <w:r>
+        <w:rPr>
+          <w:rFonts w:ascii="Calibri" w:hAnsi="Calibri"/>
+          <w:b w:val="0"/>
+          <w:i w:val="0"/>
+          <w:color w:val="2B3849"/>
+          <w:sz w:val="20"/>
+        </w:rPr>
+        <w:t>Vyntra issues the invoice directly to the customer.</w:t>
+      </w:r>
+    </w:p>
+    <w:p>
+      <w:pPr>
+        <w:spacing w:after="60"/>
+        <w:ind w:left="227"/>
+      </w:pPr>
+      <w:r>
+        <w:rPr>
+          <w:rFonts w:ascii="Calibri" w:hAnsi="Calibri"/>
+          <w:b/>
+          <w:i w:val="0"/>
+          <w:color w:val="B8932B"/>
+          <w:sz w:val="21"/>
+        </w:rPr>
+        <w:t xml:space="preserve">✔  </w:t>
+      </w:r>
+      <w:r>
+        <w:rPr>
+          <w:rFonts w:ascii="Calibri" w:hAnsi="Calibri"/>
+          <w:b w:val="0"/>
+          <w:i w:val="0"/>
+          <w:color w:val="2B3849"/>
+          <w:sz w:val="20"/>
+        </w:rPr>
+        <w:t>The aim is for the final payment to be received before you leave the property.</w:t>
+      </w:r>
+    </w:p>
+    <w:p>
+      <w:pPr>
+        <w:spacing w:before="200" w:after="80"/>
+      </w:pPr>
+      <w:r>
+        <w:rPr>
+          <w:rFonts w:ascii="Calibri" w:hAnsi="Calibri"/>
+          <w:b/>
+          <w:i w:val="0"/>
+          <w:color w:val="0F172A"/>
+          <w:sz w:val="26"/>
+        </w:rPr>
+        <w:t>Hourly jobs</w:t>
+      </w:r>
+    </w:p>
+    <w:p>
+      <w:pPr>
+        <w:spacing w:after="60"/>
+        <w:ind w:left="227"/>
+      </w:pPr>
+      <w:r>
+        <w:rPr>
+          <w:rFonts w:ascii="Calibri" w:hAnsi="Calibri"/>
+          <w:b/>
+          <w:i w:val="0"/>
+          <w:color w:val="B8932B"/>
+          <w:sz w:val="21"/>
+        </w:rPr>
+        <w:t xml:space="preserve">✔  </w:t>
+      </w:r>
+      <w:r>
+        <w:rPr>
+          <w:rFonts w:ascii="Calibri" w:hAnsi="Calibri"/>
+          <w:b w:val="0"/>
+          <w:i w:val="0"/>
+          <w:color w:val="2B3849"/>
+          <w:sz w:val="20"/>
+        </w:rPr>
+        <w:t>The customer pays the required deposit before the booking.</w:t>
+      </w:r>
+    </w:p>
+    <w:p>
+      <w:pPr>
+        <w:spacing w:after="60"/>
+        <w:ind w:left="227"/>
+      </w:pPr>
+      <w:r>
+        <w:rPr>
+          <w:rFonts w:ascii="Calibri" w:hAnsi="Calibri"/>
+          <w:b/>
+          <w:i w:val="0"/>
+          <w:color w:val="B8932B"/>
+          <w:sz w:val="21"/>
+        </w:rPr>
+        <w:t xml:space="preserve">✔  </w:t>
+      </w:r>
+      <w:r>
+        <w:rPr>
+          <w:rFonts w:ascii="Calibri" w:hAnsi="Calibri"/>
+          <w:b w:val="0"/>
+          <w:i w:val="0"/>
+          <w:color w:val="2B3849"/>
+          <w:sz w:val="20"/>
+        </w:rPr>
+        <w:t>Record all your working time in the Vyntra Subcontractor Portal.</w:t>
+      </w:r>
+    </w:p>
+    <w:p>
+      <w:pPr>
+        <w:spacing w:after="60"/>
+        <w:ind w:left="227"/>
+      </w:pPr>
+      <w:r>
+        <w:rPr>
+          <w:rFonts w:ascii="Calibri" w:hAnsi="Calibri"/>
+          <w:b/>
+          <w:i w:val="0"/>
+          <w:color w:val="B8932B"/>
+          <w:sz w:val="21"/>
+        </w:rPr>
+        <w:t xml:space="preserve">✔  </w:t>
+      </w:r>
+      <w:r>
+        <w:rPr>
+          <w:rFonts w:ascii="Calibri" w:hAnsi="Calibri"/>
+          <w:b w:val="0"/>
+          <w:i w:val="0"/>
+          <w:color w:val="2B3849"/>
+          <w:sz w:val="20"/>
+        </w:rPr>
+        <w:t>When about one hour of work remains, notify Vyntra (or flag it in the portal) so the final invoice can be prepared.</w:t>
+      </w:r>
+    </w:p>
+    <w:p>
+      <w:pPr>
+        <w:spacing w:after="60"/>
+        <w:ind w:left="227"/>
+      </w:pPr>
+      <w:r>
+        <w:rPr>
+          <w:rFonts w:ascii="Calibri" w:hAnsi="Calibri"/>
+          <w:b/>
+          <w:i w:val="0"/>
+          <w:color w:val="B8932B"/>
+          <w:sz w:val="21"/>
+        </w:rPr>
+        <w:t xml:space="preserve">✔  </w:t>
+      </w:r>
+      <w:r>
+        <w:rPr>
+          <w:rFonts w:ascii="Calibri" w:hAnsi="Calibri"/>
+          <w:b w:val="0"/>
+          <w:i w:val="0"/>
+          <w:color w:val="2B3849"/>
+          <w:sz w:val="20"/>
+        </w:rPr>
+        <w:t>Vyntra issues the final invoice before completion, from your recorded hours plus any approved variations.</w:t>
+      </w:r>
+    </w:p>
+    <w:p>
+      <w:pPr>
+        <w:spacing w:after="60"/>
+        <w:ind w:left="227"/>
+      </w:pPr>
+      <w:r>
+        <w:rPr>
+          <w:rFonts w:ascii="Calibri" w:hAnsi="Calibri"/>
+          <w:b/>
+          <w:i w:val="0"/>
+          <w:color w:val="B8932B"/>
+          <w:sz w:val="21"/>
+        </w:rPr>
+        <w:t xml:space="preserve">✔  </w:t>
+      </w:r>
+      <w:r>
+        <w:rPr>
+          <w:rFonts w:ascii="Calibri" w:hAnsi="Calibri"/>
+          <w:b w:val="0"/>
+          <w:i w:val="0"/>
+          <w:color w:val="2B3849"/>
+          <w:sz w:val="20"/>
+        </w:rPr>
+        <w:t>If scope or hours change significantly, Vyntra updates the invoice before requesting payment.</w:t>
+      </w:r>
+    </w:p>
+    <w:tbl>
+      <w:tblPr>
+        <w:tblW w:type="auto" w:w="0"/>
+        <w:jc w:val="center"/>
+        <w:tblLook w:firstColumn="1" w:firstRow="1" w:lastColumn="0" w:lastRow="0" w:noHBand="0" w:noVBand="1" w:val="04A0"/>
+        <w:tblBorders>
+          <w:top w:val="single" w:sz="4" w:color="334155"/>
+          <w:left w:val="single" w:sz="4" w:color="334155"/>
+          <w:bottom w:val="single" w:sz="4" w:color="334155"/>
+          <w:right w:val="single" w:sz="4" w:color="334155"/>
+          <w:insideH w:val="single" w:sz="4" w:color="334155"/>
+          <w:insideV w:val="single" w:sz="4" w:color="334155"/>
+        </w:tblBorders>
+      </w:tblPr>
+      <w:tblGrid>
+        <w:gridCol w:w="9638"/>
+      </w:tblGrid>
+      <w:tr>
+        <w:tc>
+          <w:tcPr>
+            <w:tcW w:type="dxa" w:w="9638"/>
+            <w:shd w:val="clear" w:fill="0F172A"/>
+            <w:tcMar>
+              <w:top w:w="120" w:type="dxa"/>
+              <w:bottom w:w="120" w:type="dxa"/>
+              <w:start w:w="160" w:type="dxa"/>
+              <w:end w:w="160" w:type="dxa"/>
+            </w:tcMar>
+          </w:tcPr>
+          <w:p>
+            <w:pPr>
+              <w:spacing w:after="40"/>
+            </w:pPr>
+            <w:r/>
+            <w:r>
+              <w:rPr>
+                <w:rFonts w:ascii="Calibri" w:hAnsi="Calibri"/>
+                <w:b/>
+                <w:i w:val="0"/>
+                <w:color w:val="D4AF37"/>
+                <w:sz w:val="21"/>
+              </w:rPr>
+              <w:t>Your role with payments</w:t>
+            </w:r>
+          </w:p>
+          <w:p>
+            <w:r>
+              <w:rPr>
+                <w:rFonts w:ascii="Calibri" w:hAnsi="Calibri"/>
+                <w:b w:val="0"/>
+                <w:i w:val="0"/>
+                <w:color w:val="CBD5E1"/>
+                <w:sz w:val="19"/>
+              </w:rPr>
+              <w:t>If a customer asks, you may politely remind them that Vyntra has sent the final invoice. You must never collect payment, quote prices or discuss pricing — always refer money questions to Vyntra.</w:t>
+            </w:r>
+          </w:p>
+        </w:tc>
+      </w:tr>
+    </w:tbl>
+    <w:p>
+      <w:pPr>
+        <w:spacing w:after="40"/>
+      </w:pPr>
+    </w:p>
+    <w:p>
+      <w:r>
+        <w:br w:type="page"/>
+      </w:r>
+    </w:p>
+    <w:p>
+      <w:pPr>
+        <w:spacing w:after="20" w:before="80"/>
+      </w:pPr>
+      <w:r>
+        <w:rPr>
+          <w:rFonts w:ascii="Calibri" w:hAnsi="Calibri"/>
+          <w:b/>
+          <w:i w:val="0"/>
+          <w:color w:val="B8932B"/>
+          <w:sz w:val="17"/>
+        </w:rPr>
+        <w:t>SECTION 04 · PART 2 OF 4</w:t>
+      </w:r>
+    </w:p>
+    <w:p>
+      <w:pPr>
+        <w:spacing w:after="80" w:before="0"/>
+      </w:pPr>
+      <w:r>
+        <w:rPr>
+          <w:rFonts w:ascii="Calibri Light" w:hAnsi="Calibri Light"/>
+          <w:b/>
+          <w:i w:val="0"/>
+          <w:color w:val="0F172A"/>
+          <w:sz w:val="44"/>
+        </w:rPr>
+        <w:t>Payment Policy — Commercial accounts &amp; approval to proceed</w:t>
+      </w:r>
+    </w:p>
+    <w:p>
+      <w:pPr>
+        <w:spacing w:after="160" w:before="0"/>
+      </w:pPr>
+      <w:r>
+        <w:rPr>
+          <w:rFonts w:ascii="Calibri" w:hAnsi="Calibri"/>
+          <w:b/>
+          <w:i w:val="0"/>
+          <w:color w:val="D4AF37"/>
+          <w:sz w:val="20"/>
+        </w:rPr>
+        <w:t>_____</w:t>
+      </w:r>
+    </w:p>
+    <w:p>
+      <w:pPr>
+        <w:spacing w:after="120"/>
+      </w:pPr>
+      <w:r>
+        <w:rPr>
+          <w:rFonts w:ascii="Calibri" w:hAnsi="Calibri"/>
+          <w:b w:val="0"/>
+          <w:i w:val="0"/>
+          <w:color w:val="0F172A"/>
+          <w:sz w:val="22"/>
+        </w:rPr>
+        <w:t>Not every customer pays on the day. Some clients are set up on approved trading terms — and that is entirely Vyntra’s side of the arrangement.</w:t>
+      </w:r>
+    </w:p>
+    <w:p>
+      <w:pPr>
+        <w:spacing w:before="200" w:after="80"/>
+      </w:pPr>
+      <w:r>
+        <w:rPr>
+          <w:rFonts w:ascii="Calibri" w:hAnsi="Calibri"/>
+          <w:b/>
+          <w:i w:val="0"/>
+          <w:color w:val="0F172A"/>
+          <w:sz w:val="26"/>
+        </w:rPr>
+        <w:t>Commercial, strata &amp; ongoing clients</w:t>
+      </w:r>
+    </w:p>
+    <w:p>
+      <w:pPr>
+        <w:spacing w:after="60"/>
+        <w:ind w:left="227"/>
+      </w:pPr>
+      <w:r>
+        <w:rPr>
+          <w:rFonts w:ascii="Calibri" w:hAnsi="Calibri"/>
+          <w:b/>
+          <w:i w:val="0"/>
+          <w:color w:val="B8932B"/>
+          <w:sz w:val="21"/>
+        </w:rPr>
+        <w:t xml:space="preserve">✔  </w:t>
+      </w:r>
+      <w:r>
+        <w:rPr>
+          <w:rFonts w:ascii="Calibri" w:hAnsi="Calibri"/>
+          <w:b w:val="0"/>
+          <w:i w:val="0"/>
+          <w:color w:val="2B3849"/>
+          <w:sz w:val="20"/>
+        </w:rPr>
+        <w:t>Some commercial, strata, real estate and ongoing contract clients operate under approved trading terms.</w:t>
+      </w:r>
+    </w:p>
+    <w:p>
+      <w:pPr>
+        <w:spacing w:after="60"/>
+        <w:ind w:left="227"/>
+      </w:pPr>
+      <w:r>
+        <w:rPr>
+          <w:rFonts w:ascii="Calibri" w:hAnsi="Calibri"/>
+          <w:b/>
+          <w:i w:val="0"/>
+          <w:color w:val="B8932B"/>
+          <w:sz w:val="21"/>
+        </w:rPr>
+        <w:t xml:space="preserve">✔  </w:t>
+      </w:r>
+      <w:r>
+        <w:rPr>
+          <w:rFonts w:ascii="Calibri" w:hAnsi="Calibri"/>
+          <w:b w:val="0"/>
+          <w:i w:val="0"/>
+          <w:color w:val="2B3849"/>
+          <w:sz w:val="20"/>
+        </w:rPr>
+        <w:t>They may have agreed payment terms — for example 7, 14 or 30-day accounts — rather than paying on the day.</w:t>
+      </w:r>
+    </w:p>
+    <w:p>
+      <w:pPr>
+        <w:spacing w:after="60"/>
+        <w:ind w:left="227"/>
+      </w:pPr>
+      <w:r>
+        <w:rPr>
+          <w:rFonts w:ascii="Calibri" w:hAnsi="Calibri"/>
+          <w:b/>
+          <w:i w:val="0"/>
+          <w:color w:val="B8932B"/>
+          <w:sz w:val="21"/>
+        </w:rPr>
+        <w:t xml:space="preserve">✔  </w:t>
+      </w:r>
+      <w:r>
+        <w:rPr>
+          <w:rFonts w:ascii="Calibri" w:hAnsi="Calibri"/>
+          <w:b w:val="0"/>
+          <w:i w:val="0"/>
+          <w:color w:val="2B3849"/>
+          <w:sz w:val="20"/>
+        </w:rPr>
+        <w:t>These arrangements are approved and managed solely by Vyntra.</w:t>
+      </w:r>
+    </w:p>
+    <w:p>
+      <w:pPr>
+        <w:spacing w:after="60"/>
+        <w:ind w:left="227"/>
+      </w:pPr>
+      <w:r>
+        <w:rPr>
+          <w:rFonts w:ascii="Calibri" w:hAnsi="Calibri"/>
+          <w:b/>
+          <w:i w:val="0"/>
+          <w:color w:val="B8932B"/>
+          <w:sz w:val="21"/>
+        </w:rPr>
+        <w:t xml:space="preserve">✔  </w:t>
+      </w:r>
+      <w:r>
+        <w:rPr>
+          <w:rFonts w:ascii="Calibri" w:hAnsi="Calibri"/>
+          <w:b w:val="0"/>
+          <w:i w:val="0"/>
+          <w:color w:val="2B3849"/>
+          <w:sz w:val="20"/>
+        </w:rPr>
+        <w:t>Keep completing work as instructed and never discuss payment arrangements with these clients.</w:t>
+      </w:r>
+    </w:p>
+    <w:p>
+      <w:pPr>
+        <w:spacing w:before="200" w:after="80"/>
+      </w:pPr>
+      <w:r>
+        <w:rPr>
+          <w:rFonts w:ascii="Calibri" w:hAnsi="Calibri"/>
+          <w:b/>
+          <w:i w:val="0"/>
+          <w:color w:val="0F172A"/>
+          <w:sz w:val="26"/>
+        </w:rPr>
+        <w:t>Approval to proceed</w:t>
+      </w:r>
+    </w:p>
+    <w:tbl>
+      <w:tblPr>
+        <w:tblW w:type="auto" w:w="0"/>
+        <w:jc w:val="center"/>
+        <w:tblLook w:firstColumn="1" w:firstRow="1" w:lastColumn="0" w:lastRow="0" w:noHBand="0" w:noVBand="1" w:val="04A0"/>
+        <w:tblBorders>
+          <w:top w:val="single" w:sz="4" w:color="E2E8F0"/>
+          <w:left w:val="single" w:sz="4" w:color="E2E8F0"/>
+          <w:bottom w:val="single" w:sz="4" w:color="E2E8F0"/>
+          <w:right w:val="single" w:sz="4" w:color="E2E8F0"/>
+          <w:insideH w:val="single" w:sz="4" w:color="E2E8F0"/>
+          <w:insideV w:val="single" w:sz="4" w:color="E2E8F0"/>
+        </w:tblBorders>
+      </w:tblPr>
+      <w:tblGrid>
+        <w:gridCol w:w="4819"/>
+        <w:gridCol w:w="4819"/>
+      </w:tblGrid>
+      <w:tr>
+        <w:tc>
+          <w:tcPr>
+            <w:tcW w:type="dxa" w:w="3628"/>
+            <w:shd w:val="clear" w:fill="0F172A"/>
+            <w:tcMar>
+              <w:top w:w="80" w:type="dxa"/>
+              <w:bottom w:w="80" w:type="dxa"/>
+              <w:start w:w="120" w:type="dxa"/>
+              <w:end w:w="120" w:type="dxa"/>
+            </w:tcMar>
+          </w:tcPr>
+          <w:p>
+            <w:r>
+              <w:rPr>
+                <w:rFonts w:ascii="Calibri" w:hAnsi="Calibri"/>
+                <w:b/>
+                <w:i w:val="0"/>
+                <w:color w:val="FFFFFF"/>
+                <w:sz w:val="18"/>
+              </w:rPr>
+              <w:t>Situation</w:t>
+            </w:r>
+          </w:p>
+        </w:tc>
+        <w:tc>
+          <w:tcPr>
+            <w:tcW w:type="dxa" w:w="6009"/>
+            <w:shd w:val="clear" w:fill="0F172A"/>
+            <w:tcMar>
+              <w:top w:w="80" w:type="dxa"/>
+              <w:bottom w:w="80" w:type="dxa"/>
+              <w:start w:w="120" w:type="dxa"/>
+              <w:end w:w="120" w:type="dxa"/>
+            </w:tcMar>
+          </w:tcPr>
+          <w:p>
+            <w:r>
+              <w:rPr>
+                <w:rFonts w:ascii="Calibri" w:hAnsi="Calibri"/>
+                <w:b/>
+                <w:i w:val="0"/>
+                <w:color w:val="FFFFFF"/>
+                <w:sz w:val="18"/>
+              </w:rPr>
+              <w:t>What to do</w:t>
+            </w:r>
+          </w:p>
+        </w:tc>
+      </w:tr>
+      <w:tr>
+        <w:tc>
+          <w:tcPr>
+            <w:tcW w:type="dxa" w:w="3628"/>
+            <w:tcMar>
+              <w:top w:w="80" w:type="dxa"/>
+              <w:bottom w:w="80" w:type="dxa"/>
+              <w:start w:w="120" w:type="dxa"/>
+              <w:end w:w="120" w:type="dxa"/>
+            </w:tcMar>
+          </w:tcPr>
+          <w:p>
+            <w:r>
+              <w:rPr>
+                <w:rFonts w:ascii="Calibri" w:hAnsi="Calibri"/>
+                <w:b/>
+                <w:i w:val="0"/>
+                <w:color w:val="0F172A"/>
+                <w:sz w:val="19"/>
+              </w:rPr>
+              <w:t>Start of every job</w:t>
+            </w:r>
+          </w:p>
+        </w:tc>
+        <w:tc>
+          <w:tcPr>
+            <w:tcW w:type="dxa" w:w="6009"/>
+            <w:tcMar>
+              <w:top w:w="80" w:type="dxa"/>
+              <w:bottom w:w="80" w:type="dxa"/>
+              <w:start w:w="120" w:type="dxa"/>
+              <w:end w:w="120" w:type="dxa"/>
+            </w:tcMar>
+          </w:tcPr>
+          <w:p>
+            <w:r>
+              <w:rPr>
+                <w:rFonts w:ascii="Calibri" w:hAnsi="Calibri"/>
+                <w:b w:val="0"/>
+                <w:i w:val="0"/>
+                <w:color w:val="2B3849"/>
+                <w:sz w:val="19"/>
+              </w:rPr>
+              <w:t>Begin work once Vyntra confirms the booking is secured and the job is approved to proceed.</w:t>
+            </w:r>
+          </w:p>
+        </w:tc>
+      </w:tr>
+      <w:tr>
+        <w:tc>
+          <w:tcPr>
+            <w:tcW w:type="dxa" w:w="3628"/>
+            <w:shd w:val="clear" w:fill="F8FAFC"/>
+            <w:tcMar>
+              <w:top w:w="80" w:type="dxa"/>
+              <w:bottom w:w="80" w:type="dxa"/>
+              <w:start w:w="120" w:type="dxa"/>
+              <w:end w:w="120" w:type="dxa"/>
+            </w:tcMar>
+          </w:tcPr>
+          <w:p>
+            <w:r>
+              <w:rPr>
+                <w:rFonts w:ascii="Calibri" w:hAnsi="Calibri"/>
+                <w:b/>
+                <w:i w:val="0"/>
+                <w:color w:val="0F172A"/>
+                <w:sz w:val="19"/>
+              </w:rPr>
+              <w:t>If you’re unsure on site</w:t>
+            </w:r>
+          </w:p>
+        </w:tc>
+        <w:tc>
+          <w:tcPr>
+            <w:tcW w:type="dxa" w:w="6009"/>
+            <w:shd w:val="clear" w:fill="F8FAFC"/>
+            <w:tcMar>
+              <w:top w:w="80" w:type="dxa"/>
+              <w:bottom w:w="80" w:type="dxa"/>
+              <w:start w:w="120" w:type="dxa"/>
+              <w:end w:w="120" w:type="dxa"/>
+            </w:tcMar>
+          </w:tcPr>
+          <w:p>
+            <w:r>
+              <w:rPr>
+                <w:rFonts w:ascii="Calibri" w:hAnsi="Calibri"/>
+                <w:b w:val="0"/>
+                <w:i w:val="0"/>
+                <w:color w:val="2B3849"/>
+                <w:sz w:val="19"/>
+              </w:rPr>
+              <w:t>If you’re not sure a job is approved to proceed, contact Vyntra before starting any work.</w:t>
+            </w:r>
+          </w:p>
+        </w:tc>
+      </w:tr>
+      <w:tr>
+        <w:tc>
+          <w:tcPr>
+            <w:tcW w:type="dxa" w:w="3628"/>
+            <w:tcMar>
+              <w:top w:w="80" w:type="dxa"/>
+              <w:bottom w:w="80" w:type="dxa"/>
+              <w:start w:w="120" w:type="dxa"/>
+              <w:end w:w="120" w:type="dxa"/>
+            </w:tcMar>
+          </w:tcPr>
+          <w:p>
+            <w:r>
+              <w:rPr>
+                <w:rFonts w:ascii="Calibri" w:hAnsi="Calibri"/>
+                <w:b/>
+                <w:i w:val="0"/>
+                <w:color w:val="0F172A"/>
+                <w:sz w:val="19"/>
+              </w:rPr>
+              <w:t>Money questions</w:t>
+            </w:r>
+          </w:p>
+        </w:tc>
+        <w:tc>
+          <w:tcPr>
+            <w:tcW w:type="dxa" w:w="6009"/>
+            <w:tcMar>
+              <w:top w:w="80" w:type="dxa"/>
+              <w:bottom w:w="80" w:type="dxa"/>
+              <w:start w:w="120" w:type="dxa"/>
+              <w:end w:w="120" w:type="dxa"/>
+            </w:tcMar>
+          </w:tcPr>
+          <w:p>
+            <w:r>
+              <w:rPr>
+                <w:rFonts w:ascii="Calibri" w:hAnsi="Calibri"/>
+                <w:b w:val="0"/>
+                <w:i w:val="0"/>
+                <w:color w:val="2B3849"/>
+                <w:sz w:val="19"/>
+              </w:rPr>
+              <w:t>Refer any customer questions about deposits, invoices or pricing straight to Vyntra.</w:t>
+            </w:r>
+          </w:p>
+        </w:tc>
+      </w:tr>
+    </w:tbl>
+    <w:p>
+      <w:pPr>
+        <w:spacing w:after="40"/>
+      </w:pPr>
+    </w:p>
+    <w:tbl>
+      <w:tblPr>
+        <w:tblW w:type="auto" w:w="0"/>
+        <w:jc w:val="center"/>
+        <w:tblLook w:firstColumn="1" w:firstRow="1" w:lastColumn="0" w:lastRow="0" w:noHBand="0" w:noVBand="1" w:val="04A0"/>
+        <w:tblBorders>
+          <w:top w:val="single" w:sz="4" w:color="334155"/>
+          <w:left w:val="single" w:sz="4" w:color="334155"/>
+          <w:bottom w:val="single" w:sz="4" w:color="334155"/>
+          <w:right w:val="single" w:sz="4" w:color="334155"/>
+          <w:insideH w:val="single" w:sz="4" w:color="334155"/>
+          <w:insideV w:val="single" w:sz="4" w:color="334155"/>
+        </w:tblBorders>
+      </w:tblPr>
+      <w:tblGrid>
+        <w:gridCol w:w="9638"/>
+      </w:tblGrid>
+      <w:tr>
+        <w:tc>
+          <w:tcPr>
+            <w:tcW w:type="dxa" w:w="9638"/>
+            <w:shd w:val="clear" w:fill="0F172A"/>
+            <w:tcMar>
+              <w:top w:w="120" w:type="dxa"/>
+              <w:bottom w:w="120" w:type="dxa"/>
+              <w:start w:w="160" w:type="dxa"/>
+              <w:end w:w="160" w:type="dxa"/>
+            </w:tcMar>
+          </w:tcPr>
+          <w:p>
+            <w:pPr>
+              <w:spacing w:after="40"/>
+            </w:pPr>
+            <w:r/>
+            <w:r>
+              <w:rPr>
+                <w:rFonts w:ascii="Calibri" w:hAnsi="Calibri"/>
+                <w:b/>
+                <w:i w:val="0"/>
+                <w:color w:val="D4AF37"/>
+                <w:sz w:val="21"/>
+              </w:rPr>
+              <w:t>One simple rule on money</w:t>
+            </w:r>
+          </w:p>
+          <w:p>
+            <w:r>
+              <w:rPr>
+                <w:rFonts w:ascii="Calibri" w:hAnsi="Calibri"/>
+                <w:b w:val="0"/>
+                <w:i w:val="0"/>
+                <w:color w:val="CBD5E1"/>
+                <w:sz w:val="19"/>
+              </w:rPr>
+              <w:t>If a job changes in any way that affects time or cost, pause and message Vyntra first. A 30-second check keeps invoicing accurate and protects your pay.</w:t>
+            </w:r>
+          </w:p>
+        </w:tc>
+      </w:tr>
+    </w:tbl>
+    <w:p>
+      <w:pPr>
+        <w:spacing w:after="40"/>
+      </w:pPr>
+    </w:p>
+    <w:p>
+      <w:r>
+        <w:br w:type="page"/>
+      </w:r>
+    </w:p>
+    <w:p>
+      <w:pPr>
+        <w:spacing w:after="20" w:before="80"/>
+      </w:pPr>
+      <w:r>
+        <w:rPr>
+          <w:rFonts w:ascii="Calibri" w:hAnsi="Calibri"/>
+          <w:b/>
+          <w:i w:val="0"/>
+          <w:color w:val="B8932B"/>
+          <w:sz w:val="17"/>
+        </w:rPr>
+        <w:t>SECTION 04 · PART 3 OF 4</w:t>
+      </w:r>
+    </w:p>
+    <w:p>
+      <w:pPr>
+        <w:spacing w:after="80" w:before="0"/>
+      </w:pPr>
+      <w:r>
+        <w:rPr>
+          <w:rFonts w:ascii="Calibri Light" w:hAnsi="Calibri Light"/>
+          <w:b/>
+          <w:i w:val="0"/>
+          <w:color w:val="0F172A"/>
+          <w:sz w:val="44"/>
+        </w:rPr>
+        <w:t>Payment Policy — How you get paid</w:t>
+      </w:r>
+    </w:p>
+    <w:p>
+      <w:pPr>
+        <w:spacing w:after="160" w:before="0"/>
+      </w:pPr>
+      <w:r>
+        <w:rPr>
+          <w:rFonts w:ascii="Calibri" w:hAnsi="Calibri"/>
+          <w:b/>
+          <w:i w:val="0"/>
+          <w:color w:val="D4AF37"/>
+          <w:sz w:val="20"/>
+        </w:rPr>
+        <w:t>_____</w:t>
+      </w:r>
+    </w:p>
+    <w:p>
+      <w:pPr>
+        <w:spacing w:after="120"/>
+      </w:pPr>
+      <w:r>
+        <w:rPr>
+          <w:rFonts w:ascii="Calibri" w:hAnsi="Calibri"/>
+          <w:b w:val="0"/>
+          <w:i w:val="0"/>
+          <w:color w:val="0F172A"/>
+          <w:sz w:val="22"/>
+        </w:rPr>
+        <w:t>You are paid on a clear, transparent weekly cycle. Here is exactly how and when your money reaches you.</w:t>
       </w:r>
     </w:p>
     <w:tbl>
@@ -2998,7 +3861,7 @@
                 <w:color w:val="FFFFFF"/>
                 <w:sz w:val="18"/>
               </w:rPr>
-              <w:t>Standard</w:t>
+              <w:t>How it works</w:t>
             </w:r>
           </w:p>
         </w:tc>
@@ -3023,7 +3886,7 @@
                 <w:color w:val="0F172A"/>
                 <w:sz w:val="19"/>
               </w:rPr>
-              <w:t>Payment terms</w:t>
+              <w:t>Payment frequency</w:t>
             </w:r>
           </w:p>
         </w:tc>
@@ -3046,7 +3909,7 @@
                 <w:color w:val="2B3849"/>
                 <w:sz w:val="19"/>
               </w:rPr>
-              <w:t>14 days from receipt of a valid tax invoice</w:t>
+              <w:t>Subcontractor payments are processed weekly.</w:t>
             </w:r>
           </w:p>
         </w:tc>
@@ -3072,7 +3935,7 @@
                 <w:color w:val="0F172A"/>
                 <w:sz w:val="19"/>
               </w:rPr>
-              <w:t>Payment method</w:t>
+              <w:t>What’s included</w:t>
             </w:r>
           </w:p>
         </w:tc>
@@ -3096,7 +3959,7 @@
                 <w:color w:val="2B3849"/>
                 <w:sz w:val="19"/>
               </w:rPr>
-              <w:t>Electronic funds transfer (EFT) to your nominated account</w:t>
+              <w:t>All approved, completed jobs for which Vyntra has received the customer’s payment during that payment period.</w:t>
             </w:r>
           </w:p>
         </w:tc>
@@ -3121,7 +3984,7 @@
                 <w:color w:val="0F172A"/>
                 <w:sz w:val="19"/>
               </w:rPr>
-              <w:t>Payment run</w:t>
+              <w:t>Standard residential</w:t>
             </w:r>
           </w:p>
         </w:tc>
@@ -3144,7 +4007,7 @@
                 <w:color w:val="2B3849"/>
                 <w:sz w:val="19"/>
               </w:rPr>
-              <w:t>Processed weekly; cleared funds typically within 1–2 business days</w:t>
+              <w:t>Paid in the next available weekly run once the customer’s final payment has been received.</w:t>
             </w:r>
           </w:p>
         </w:tc>
@@ -3170,7 +4033,7 @@
                 <w:color w:val="0F172A"/>
                 <w:sz w:val="19"/>
               </w:rPr>
-              <w:t>Remittance</w:t>
+              <w:t>Commercial &amp; account clients</w:t>
             </w:r>
           </w:p>
         </w:tc>
@@ -3194,96 +4057,7 @@
                 <w:color w:val="2B3849"/>
                 <w:sz w:val="19"/>
               </w:rPr>
-              <w:t>Emailed to you each time a payment is made</w:t>
-            </w:r>
-          </w:p>
-        </w:tc>
-      </w:tr>
-    </w:tbl>
-    <w:p>
-      <w:pPr>
-        <w:spacing w:after="40"/>
-      </w:pPr>
-    </w:p>
-    <w:p>
-      <w:pPr>
-        <w:spacing w:before="200" w:after="80"/>
-      </w:pPr>
-      <w:r>
-        <w:rPr>
-          <w:rFonts w:ascii="Calibri" w:hAnsi="Calibri"/>
-          <w:b/>
-          <w:i w:val="0"/>
-          <w:color w:val="0F172A"/>
-          <w:sz w:val="26"/>
-        </w:rPr>
-        <w:t>Invoice requirements</w:t>
-      </w:r>
-    </w:p>
-    <w:tbl>
-      <w:tblPr>
-        <w:tblW w:type="auto" w:w="0"/>
-        <w:jc w:val="center"/>
-        <w:tblLook w:firstColumn="1" w:firstRow="1" w:lastColumn="0" w:lastRow="0" w:noHBand="0" w:noVBand="1" w:val="04A0"/>
-        <w:tblBorders>
-          <w:top w:val="single" w:sz="4" w:color="E2E8F0"/>
-          <w:left w:val="single" w:sz="4" w:color="E2E8F0"/>
-          <w:bottom w:val="single" w:sz="4" w:color="E2E8F0"/>
-          <w:right w:val="single" w:sz="4" w:color="E2E8F0"/>
-          <w:insideH w:val="single" w:sz="4" w:color="E2E8F0"/>
-          <w:insideV w:val="single" w:sz="4" w:color="E2E8F0"/>
-        </w:tblBorders>
-      </w:tblPr>
-      <w:tblGrid>
-        <w:gridCol w:w="4819"/>
-        <w:gridCol w:w="4819"/>
-      </w:tblGrid>
-      <w:tr>
-        <w:tc>
-          <w:tcPr>
-            <w:tcW w:type="dxa" w:w="3628"/>
-            <w:shd w:val="clear" w:fill="0F172A"/>
-            <w:tcMar>
-              <w:top w:w="80" w:type="dxa"/>
-              <w:bottom w:w="80" w:type="dxa"/>
-              <w:start w:w="120" w:type="dxa"/>
-              <w:end w:w="120" w:type="dxa"/>
-            </w:tcMar>
-          </w:tcPr>
-          <w:p>
-            <w:r>
-              <w:rPr>
-                <w:rFonts w:ascii="Calibri" w:hAnsi="Calibri"/>
-                <w:b/>
-                <w:i w:val="0"/>
-                <w:color w:val="FFFFFF"/>
-                <w:sz w:val="18"/>
-              </w:rPr>
-              <w:t>Your tax invoice must include</w:t>
-            </w:r>
-          </w:p>
-        </w:tc>
-        <w:tc>
-          <w:tcPr>
-            <w:tcW w:type="dxa" w:w="6009"/>
-            <w:shd w:val="clear" w:fill="0F172A"/>
-            <w:tcMar>
-              <w:top w:w="80" w:type="dxa"/>
-              <w:bottom w:w="80" w:type="dxa"/>
-              <w:start w:w="120" w:type="dxa"/>
-              <w:end w:w="120" w:type="dxa"/>
-            </w:tcMar>
-          </w:tcPr>
-          <w:p>
-            <w:r>
-              <w:rPr>
-                <w:rFonts w:ascii="Calibri" w:hAnsi="Calibri"/>
-                <w:b/>
-                <w:i w:val="0"/>
-                <w:color w:val="FFFFFF"/>
-                <w:sz w:val="18"/>
-              </w:rPr>
-              <w:t>Detail</w:t>
+              <w:t>Your payment may follow the client’s agreed trading terms where applicable.</w:t>
             </w:r>
           </w:p>
         </w:tc>
@@ -3308,7 +4082,7 @@
                 <w:color w:val="0F172A"/>
                 <w:sz w:val="19"/>
               </w:rPr>
-              <w:t>Vyntra job number</w:t>
+              <w:t>If the customer hasn’t paid</w:t>
             </w:r>
           </w:p>
         </w:tc>
@@ -3331,7 +4105,7 @@
                 <w:color w:val="2B3849"/>
                 <w:sz w:val="19"/>
               </w:rPr>
-              <w:t>Quoted on every invoice so we can match it quickly</w:t>
+              <w:t>Payment for that job may be delayed until Vyntra receives it, unless Vyntra decides otherwise at its sole discretion.</w:t>
             </w:r>
           </w:p>
         </w:tc>
@@ -3357,7 +4131,7 @@
                 <w:color w:val="0F172A"/>
                 <w:sz w:val="19"/>
               </w:rPr>
-              <w:t>Business name &amp; ABN</w:t>
+              <w:t>Method</w:t>
             </w:r>
           </w:p>
         </w:tc>
@@ -3381,45 +4155,62 @@
                 <w:color w:val="2B3849"/>
                 <w:sz w:val="19"/>
               </w:rPr>
-              <w:t>Must match the details we hold on file</w:t>
+              <w:t>EFT to your nominated account, with a remittance emailed each run.</w:t>
             </w:r>
           </w:p>
         </w:tc>
       </w:tr>
+    </w:tbl>
+    <w:p>
+      <w:pPr>
+        <w:spacing w:after="40"/>
+      </w:pPr>
+    </w:p>
+    <w:tbl>
+      <w:tblPr>
+        <w:tblW w:type="auto" w:w="0"/>
+        <w:jc w:val="center"/>
+        <w:tblLook w:firstColumn="1" w:firstRow="1" w:lastColumn="0" w:lastRow="0" w:noHBand="0" w:noVBand="1" w:val="04A0"/>
+        <w:tblBorders>
+          <w:top w:val="single" w:sz="4" w:color="ABEFC6"/>
+          <w:left w:val="single" w:sz="4" w:color="ABEFC6"/>
+          <w:bottom w:val="single" w:sz="4" w:color="ABEFC6"/>
+          <w:right w:val="single" w:sz="4" w:color="ABEFC6"/>
+          <w:insideH w:val="single" w:sz="4" w:color="ABEFC6"/>
+          <w:insideV w:val="single" w:sz="4" w:color="ABEFC6"/>
+        </w:tblBorders>
+      </w:tblPr>
+      <w:tblGrid>
+        <w:gridCol w:w="9638"/>
+      </w:tblGrid>
       <w:tr>
         <w:tc>
           <w:tcPr>
-            <w:tcW w:type="dxa" w:w="3628"/>
+            <w:tcW w:type="dxa" w:w="9638"/>
+            <w:shd w:val="clear" w:fill="ECFDF3"/>
             <w:tcMar>
-              <w:top w:w="80" w:type="dxa"/>
-              <w:bottom w:w="80" w:type="dxa"/>
-              <w:start w:w="120" w:type="dxa"/>
-              <w:end w:w="120" w:type="dxa"/>
+              <w:top w:w="120" w:type="dxa"/>
+              <w:bottom w:w="120" w:type="dxa"/>
+              <w:start w:w="160" w:type="dxa"/>
+              <w:end w:w="160" w:type="dxa"/>
             </w:tcMar>
           </w:tcPr>
           <w:p>
+            <w:pPr>
+              <w:spacing w:after="40"/>
+            </w:pPr>
+            <w:r/>
             <w:r>
               <w:rPr>
                 <w:rFonts w:ascii="Calibri" w:hAnsi="Calibri"/>
                 <w:b/>
                 <w:i w:val="0"/>
                 <w:color w:val="0F172A"/>
-                <w:sz w:val="19"/>
+                <w:sz w:val="21"/>
               </w:rPr>
-              <w:t>GST</w:t>
+              <w:t>We keep you informed</w:t>
             </w:r>
           </w:p>
-        </w:tc>
-        <w:tc>
-          <w:tcPr>
-            <w:tcW w:type="dxa" w:w="6009"/>
-            <w:tcMar>
-              <w:top w:w="80" w:type="dxa"/>
-              <w:bottom w:w="80" w:type="dxa"/>
-              <w:start w:w="120" w:type="dxa"/>
-              <w:end w:w="120" w:type="dxa"/>
-            </w:tcMar>
-          </w:tcPr>
           <w:p>
             <w:r>
               <w:rPr>
@@ -3429,105 +4220,7 @@
                 <w:color w:val="2B3849"/>
                 <w:sz w:val="19"/>
               </w:rPr>
-              <w:t>If registered, show GST separately and the words "Tax Invoice"</w:t>
-            </w:r>
-          </w:p>
-        </w:tc>
-      </w:tr>
-      <w:tr>
-        <w:tc>
-          <w:tcPr>
-            <w:tcW w:type="dxa" w:w="3628"/>
-            <w:shd w:val="clear" w:fill="F8FAFC"/>
-            <w:tcMar>
-              <w:top w:w="80" w:type="dxa"/>
-              <w:bottom w:w="80" w:type="dxa"/>
-              <w:start w:w="120" w:type="dxa"/>
-              <w:end w:w="120" w:type="dxa"/>
-            </w:tcMar>
-          </w:tcPr>
-          <w:p>
-            <w:r>
-              <w:rPr>
-                <w:rFonts w:ascii="Calibri" w:hAnsi="Calibri"/>
-                <w:b/>
-                <w:i w:val="0"/>
-                <w:color w:val="0F172A"/>
-                <w:sz w:val="19"/>
-              </w:rPr>
-              <w:t>Description &amp; date</w:t>
-            </w:r>
-          </w:p>
-        </w:tc>
-        <w:tc>
-          <w:tcPr>
-            <w:tcW w:type="dxa" w:w="6009"/>
-            <w:shd w:val="clear" w:fill="F8FAFC"/>
-            <w:tcMar>
-              <w:top w:w="80" w:type="dxa"/>
-              <w:bottom w:w="80" w:type="dxa"/>
-              <w:start w:w="120" w:type="dxa"/>
-              <w:end w:w="120" w:type="dxa"/>
-            </w:tcMar>
-          </w:tcPr>
-          <w:p>
-            <w:r>
-              <w:rPr>
-                <w:rFonts w:ascii="Calibri" w:hAnsi="Calibri"/>
-                <w:b w:val="0"/>
-                <w:i w:val="0"/>
-                <w:color w:val="2B3849"/>
-                <w:sz w:val="19"/>
-              </w:rPr>
-              <w:t>Clear line items, site address and date completed</w:t>
-            </w:r>
-          </w:p>
-        </w:tc>
-      </w:tr>
-      <w:tr>
-        <w:tc>
-          <w:tcPr>
-            <w:tcW w:type="dxa" w:w="3628"/>
-            <w:tcMar>
-              <w:top w:w="80" w:type="dxa"/>
-              <w:bottom w:w="80" w:type="dxa"/>
-              <w:start w:w="120" w:type="dxa"/>
-              <w:end w:w="120" w:type="dxa"/>
-            </w:tcMar>
-          </w:tcPr>
-          <w:p>
-            <w:r>
-              <w:rPr>
-                <w:rFonts w:ascii="Calibri" w:hAnsi="Calibri"/>
-                <w:b/>
-                <w:i w:val="0"/>
-                <w:color w:val="0F172A"/>
-                <w:sz w:val="19"/>
-              </w:rPr>
-              <w:t>Bank details</w:t>
-            </w:r>
-          </w:p>
-        </w:tc>
-        <w:tc>
-          <w:tcPr>
-            <w:tcW w:type="dxa" w:w="6009"/>
-            <w:tcMar>
-              <w:top w:w="80" w:type="dxa"/>
-              <w:bottom w:w="80" w:type="dxa"/>
-              <w:start w:w="120" w:type="dxa"/>
-              <w:end w:w="120" w:type="dxa"/>
-            </w:tcMar>
-          </w:tcPr>
-          <w:p>
-            <w:r>
-              <w:rPr>
-                <w:rFonts w:ascii="Calibri" w:hAnsi="Calibri"/>
-                <w:b w:val="0"/>
-                <w:i w:val="0"/>
-                <w:color w:val="2B3849"/>
-                <w:sz w:val="19"/>
-              </w:rPr>
-              <w:t>BSB and account number for EFT payment</w:t>
+              <w:t>Vyntra will always communicate with you about any significant payment delays. Never contact customers about outstanding invoices or payment status.</w:t>
             </w:r>
           </w:p>
         </w:tc>
@@ -3580,7 +4273,7 @@
                 <w:color w:val="0F172A"/>
                 <w:sz w:val="21"/>
               </w:rPr>
-              <w:t>GST &amp; ABN</w:t>
+              <w:t>Invoicing &amp; GST</w:t>
             </w:r>
           </w:p>
           <w:p>
@@ -3592,7 +4285,7 @@
                 <w:color w:val="2B3849"/>
                 <w:sz w:val="19"/>
               </w:rPr>
-              <w:t>Quote a valid ABN on every invoice. If you are registered for GST, add 10% GST and label it clearly. No ABN may mean we must withhold tax at the top rate.</w:t>
+              <w:t>Where you invoice, submit it through the portal quoting the job number and your ABN. If registered for GST, show it separately.</w:t>
             </w:r>
           </w:p>
         </w:tc>
@@ -3620,7 +4313,7 @@
           <w:color w:val="B8932B"/>
           <w:sz w:val="17"/>
         </w:rPr>
-        <w:t>SECTION 04 · PART 2 OF 3</w:t>
+        <w:t>SECTION 04 · PART 4 OF 4</w:t>
       </w:r>
     </w:p>
     <w:p>
@@ -3651,6 +4344,21 @@
           <w:sz w:val="20"/>
         </w:rPr>
         <w:t>_____</w:t>
+      </w:r>
+    </w:p>
+    <w:p>
+      <w:pPr>
+        <w:spacing w:after="120"/>
+      </w:pPr>
+      <w:r>
+        <w:rPr>
+          <w:rFonts w:ascii="Calibri" w:hAnsi="Calibri"/>
+          <w:b w:val="0"/>
+          <w:i w:val="0"/>
+          <w:color w:val="0F172A"/>
+          <w:sz w:val="22"/>
+        </w:rPr>
+        <w:t>Your rate for each job is agreed up front. These are the standard rules for rates, call-outs and any change to a job once it is underway.</w:t>
       </w:r>
     </w:p>
     <w:p>
@@ -4162,520 +4870,7 @@
                 <w:color w:val="2B3849"/>
                 <w:sz w:val="19"/>
               </w:rPr>
-              <w:t>Any change to price, scope or timing must be confirmed by Vyntra in writing.</w:t>
-            </w:r>
-          </w:p>
-        </w:tc>
-      </w:tr>
-    </w:tbl>
-    <w:p>
-      <w:pPr>
-        <w:spacing w:after="40"/>
-      </w:pPr>
-    </w:p>
-    <w:tbl>
-      <w:tblPr>
-        <w:tblW w:type="auto" w:w="0"/>
-        <w:jc w:val="center"/>
-        <w:tblLook w:firstColumn="1" w:firstRow="1" w:lastColumn="0" w:lastRow="0" w:noHBand="0" w:noVBand="1" w:val="04A0"/>
-        <w:tblBorders>
-          <w:top w:val="single" w:sz="4" w:color="EAD9A6"/>
-          <w:left w:val="single" w:sz="4" w:color="EAD9A6"/>
-          <w:bottom w:val="single" w:sz="4" w:color="EAD9A6"/>
-          <w:right w:val="single" w:sz="4" w:color="EAD9A6"/>
-          <w:insideH w:val="single" w:sz="4" w:color="EAD9A6"/>
-          <w:insideV w:val="single" w:sz="4" w:color="EAD9A6"/>
-        </w:tblBorders>
-      </w:tblPr>
-      <w:tblGrid>
-        <w:gridCol w:w="9638"/>
-      </w:tblGrid>
-      <w:tr>
-        <w:tc>
-          <w:tcPr>
-            <w:tcW w:type="dxa" w:w="9638"/>
-            <w:shd w:val="clear" w:fill="FBF7E8"/>
-            <w:tcMar>
-              <w:top w:w="120" w:type="dxa"/>
-              <w:bottom w:w="120" w:type="dxa"/>
-              <w:start w:w="160" w:type="dxa"/>
-              <w:end w:w="160" w:type="dxa"/>
-            </w:tcMar>
-          </w:tcPr>
-          <w:p>
-            <w:pPr>
-              <w:spacing w:after="40"/>
-            </w:pPr>
-            <w:r/>
-            <w:r>
-              <w:rPr>
-                <w:rFonts w:ascii="Calibri" w:hAnsi="Calibri"/>
-                <w:b/>
-                <w:i w:val="0"/>
-                <w:color w:val="0F172A"/>
-                <w:sz w:val="21"/>
-              </w:rPr>
-              <w:t>Client non-payment</w:t>
-            </w:r>
-          </w:p>
-          <w:p>
-            <w:r>
-              <w:rPr>
-                <w:rFonts w:ascii="Calibri" w:hAnsi="Calibri"/>
-                <w:b w:val="0"/>
-                <w:i w:val="0"/>
-                <w:color w:val="2B3849"/>
-                <w:sz w:val="19"/>
-              </w:rPr>
-              <w:t>You are engaged and paid by Vyntra, not the client. Provided you have completed the work to standard and invoiced correctly, you are paid on our standard terms regardless of whether the client has paid us. Never chase payment directly from a client.</w:t>
-            </w:r>
-          </w:p>
-        </w:tc>
-      </w:tr>
-    </w:tbl>
-    <w:p>
-      <w:pPr>
-        <w:spacing w:after="40"/>
-      </w:pPr>
-    </w:p>
-    <w:p>
-      <w:r>
-        <w:br w:type="page"/>
-      </w:r>
-    </w:p>
-    <w:p>
-      <w:pPr>
-        <w:spacing w:after="20" w:before="80"/>
-      </w:pPr>
-      <w:r>
-        <w:rPr>
-          <w:rFonts w:ascii="Calibri" w:hAnsi="Calibri"/>
-          <w:b/>
-          <w:i w:val="0"/>
-          <w:color w:val="B8932B"/>
-          <w:sz w:val="17"/>
-        </w:rPr>
-        <w:t>SECTION 04 · PART 3 OF 3</w:t>
-      </w:r>
-    </w:p>
-    <w:p>
-      <w:pPr>
-        <w:spacing w:after="80" w:before="0"/>
-      </w:pPr>
-      <w:r>
-        <w:rPr>
-          <w:rFonts w:ascii="Calibri Light" w:hAnsi="Calibri Light"/>
-          <w:b/>
-          <w:i w:val="0"/>
-          <w:color w:val="0F172A"/>
-          <w:sz w:val="44"/>
-        </w:rPr>
-        <w:t>Customer payments &amp; approval to proceed</w:t>
-      </w:r>
-    </w:p>
-    <w:p>
-      <w:pPr>
-        <w:spacing w:after="160" w:before="0"/>
-      </w:pPr>
-      <w:r>
-        <w:rPr>
-          <w:rFonts w:ascii="Calibri" w:hAnsi="Calibri"/>
-          <w:b/>
-          <w:i w:val="0"/>
-          <w:color w:val="D4AF37"/>
-          <w:sz w:val="20"/>
-        </w:rPr>
-        <w:t>_____</w:t>
-      </w:r>
-    </w:p>
-    <w:p>
-      <w:pPr>
-        <w:spacing w:after="120"/>
-      </w:pPr>
-      <w:r>
-        <w:rPr>
-          <w:rFonts w:ascii="Calibri" w:hAnsi="Calibri"/>
-          <w:b w:val="0"/>
-          <w:i w:val="0"/>
-          <w:color w:val="0F172A"/>
-          <w:sz w:val="22"/>
-        </w:rPr>
-        <w:t>Vyntra manages all customer billing. Your job is to deliver great work — never to handle money. Here is exactly how customer payments work.</w:t>
-      </w:r>
-    </w:p>
-    <w:tbl>
-      <w:tblPr>
-        <w:tblW w:type="auto" w:w="0"/>
-        <w:jc w:val="center"/>
-        <w:tblLook w:firstColumn="1" w:firstRow="1" w:lastColumn="0" w:lastRow="0" w:noHBand="0" w:noVBand="1" w:val="04A0"/>
-        <w:tblBorders>
-          <w:top w:val="single" w:sz="4" w:color="E2E8F0"/>
-          <w:left w:val="single" w:sz="4" w:color="E2E8F0"/>
-          <w:bottom w:val="single" w:sz="4" w:color="E2E8F0"/>
-          <w:right w:val="single" w:sz="4" w:color="E2E8F0"/>
-          <w:insideH w:val="single" w:sz="4" w:color="E2E8F0"/>
-          <w:insideV w:val="single" w:sz="4" w:color="E2E8F0"/>
-        </w:tblBorders>
-      </w:tblPr>
-      <w:tblGrid>
-        <w:gridCol w:w="4819"/>
-        <w:gridCol w:w="4819"/>
-      </w:tblGrid>
-      <w:tr>
-        <w:tc>
-          <w:tcPr>
-            <w:tcW w:type="dxa" w:w="3628"/>
-            <w:shd w:val="clear" w:fill="0F172A"/>
-            <w:tcMar>
-              <w:top w:w="80" w:type="dxa"/>
-              <w:bottom w:w="80" w:type="dxa"/>
-              <w:start w:w="120" w:type="dxa"/>
-              <w:end w:w="120" w:type="dxa"/>
-            </w:tcMar>
-          </w:tcPr>
-          <w:p>
-            <w:r>
-              <w:rPr>
-                <w:rFonts w:ascii="Calibri" w:hAnsi="Calibri"/>
-                <w:b/>
-                <w:i w:val="0"/>
-                <w:color w:val="FFFFFF"/>
-                <w:sz w:val="18"/>
-              </w:rPr>
-              <w:t>Rule</w:t>
-            </w:r>
-          </w:p>
-        </w:tc>
-        <w:tc>
-          <w:tcPr>
-            <w:tcW w:type="dxa" w:w="6009"/>
-            <w:shd w:val="clear" w:fill="0F172A"/>
-            <w:tcMar>
-              <w:top w:w="80" w:type="dxa"/>
-              <w:bottom w:w="80" w:type="dxa"/>
-              <w:start w:w="120" w:type="dxa"/>
-              <w:end w:w="120" w:type="dxa"/>
-            </w:tcMar>
-          </w:tcPr>
-          <w:p>
-            <w:r>
-              <w:rPr>
-                <w:rFonts w:ascii="Calibri" w:hAnsi="Calibri"/>
-                <w:b/>
-                <w:i w:val="0"/>
-                <w:color w:val="FFFFFF"/>
-                <w:sz w:val="18"/>
-              </w:rPr>
-              <w:t>What it means</w:t>
-            </w:r>
-          </w:p>
-        </w:tc>
-      </w:tr>
-      <w:tr>
-        <w:tc>
-          <w:tcPr>
-            <w:tcW w:type="dxa" w:w="3628"/>
-            <w:tcMar>
-              <w:top w:w="80" w:type="dxa"/>
-              <w:bottom w:w="80" w:type="dxa"/>
-              <w:start w:w="120" w:type="dxa"/>
-              <w:end w:w="120" w:type="dxa"/>
-            </w:tcMar>
-          </w:tcPr>
-          <w:p>
-            <w:r>
-              <w:rPr>
-                <w:rFonts w:ascii="Calibri" w:hAnsi="Calibri"/>
-                <w:b/>
-                <w:i w:val="0"/>
-                <w:color w:val="0F172A"/>
-                <w:sz w:val="19"/>
-              </w:rPr>
-              <w:t>Customers pay before the job</w:t>
-            </w:r>
-          </w:p>
-        </w:tc>
-        <w:tc>
-          <w:tcPr>
-            <w:tcW w:type="dxa" w:w="6009"/>
-            <w:tcMar>
-              <w:top w:w="80" w:type="dxa"/>
-              <w:bottom w:w="80" w:type="dxa"/>
-              <w:start w:w="120" w:type="dxa"/>
-              <w:end w:w="120" w:type="dxa"/>
-            </w:tcMar>
-          </w:tcPr>
-          <w:p>
-            <w:r>
-              <w:rPr>
-                <w:rFonts w:ascii="Calibri" w:hAnsi="Calibri"/>
-                <w:b w:val="0"/>
-                <w:i w:val="0"/>
-                <w:color w:val="2B3849"/>
-                <w:sz w:val="19"/>
-              </w:rPr>
-              <w:t>Customers must complete payment at least one (1) hour before the scheduled start time, unless otherwise approved by Vyntra.</w:t>
-            </w:r>
-          </w:p>
-        </w:tc>
-      </w:tr>
-      <w:tr>
-        <w:tc>
-          <w:tcPr>
-            <w:tcW w:type="dxa" w:w="3628"/>
-            <w:shd w:val="clear" w:fill="F8FAFC"/>
-            <w:tcMar>
-              <w:top w:w="80" w:type="dxa"/>
-              <w:bottom w:w="80" w:type="dxa"/>
-              <w:start w:w="120" w:type="dxa"/>
-              <w:end w:w="120" w:type="dxa"/>
-            </w:tcMar>
-          </w:tcPr>
-          <w:p>
-            <w:r>
-              <w:rPr>
-                <w:rFonts w:ascii="Calibri" w:hAnsi="Calibri"/>
-                <w:b/>
-                <w:i w:val="0"/>
-                <w:color w:val="0F172A"/>
-                <w:sz w:val="19"/>
-              </w:rPr>
-              <w:t>Vyntra collects all payments</w:t>
-            </w:r>
-          </w:p>
-        </w:tc>
-        <w:tc>
-          <w:tcPr>
-            <w:tcW w:type="dxa" w:w="6009"/>
-            <w:shd w:val="clear" w:fill="F8FAFC"/>
-            <w:tcMar>
-              <w:top w:w="80" w:type="dxa"/>
-              <w:bottom w:w="80" w:type="dxa"/>
-              <w:start w:w="120" w:type="dxa"/>
-              <w:end w:w="120" w:type="dxa"/>
-            </w:tcMar>
-          </w:tcPr>
-          <w:p>
-            <w:r>
-              <w:rPr>
-                <w:rFonts w:ascii="Calibri" w:hAnsi="Calibri"/>
-                <w:b w:val="0"/>
-                <w:i w:val="0"/>
-                <w:color w:val="2B3849"/>
-                <w:sz w:val="19"/>
-              </w:rPr>
-              <w:t>Vyntra is responsible for collecting every customer payment.</w:t>
-            </w:r>
-          </w:p>
-        </w:tc>
-      </w:tr>
-      <w:tr>
-        <w:tc>
-          <w:tcPr>
-            <w:tcW w:type="dxa" w:w="3628"/>
-            <w:tcMar>
-              <w:top w:w="80" w:type="dxa"/>
-              <w:bottom w:w="80" w:type="dxa"/>
-              <w:start w:w="120" w:type="dxa"/>
-              <w:end w:w="120" w:type="dxa"/>
-            </w:tcMar>
-          </w:tcPr>
-          <w:p>
-            <w:r>
-              <w:rPr>
-                <w:rFonts w:ascii="Calibri" w:hAnsi="Calibri"/>
-                <w:b/>
-                <w:i w:val="0"/>
-                <w:color w:val="0F172A"/>
-                <w:sz w:val="19"/>
-              </w:rPr>
-              <w:t>Never bill the customer</w:t>
-            </w:r>
-          </w:p>
-        </w:tc>
-        <w:tc>
-          <w:tcPr>
-            <w:tcW w:type="dxa" w:w="6009"/>
-            <w:tcMar>
-              <w:top w:w="80" w:type="dxa"/>
-              <w:bottom w:w="80" w:type="dxa"/>
-              <w:start w:w="120" w:type="dxa"/>
-              <w:end w:w="120" w:type="dxa"/>
-            </w:tcMar>
-          </w:tcPr>
-          <w:p>
-            <w:r>
-              <w:rPr>
-                <w:rFonts w:ascii="Calibri" w:hAnsi="Calibri"/>
-                <w:b w:val="0"/>
-                <w:i w:val="0"/>
-                <w:color w:val="2B3849"/>
-                <w:sz w:val="19"/>
-              </w:rPr>
-              <w:t>You must never request or accept payment directly from a customer.</w:t>
-            </w:r>
-          </w:p>
-        </w:tc>
-      </w:tr>
-      <w:tr>
-        <w:tc>
-          <w:tcPr>
-            <w:tcW w:type="dxa" w:w="3628"/>
-            <w:shd w:val="clear" w:fill="F8FAFC"/>
-            <w:tcMar>
-              <w:top w:w="80" w:type="dxa"/>
-              <w:bottom w:w="80" w:type="dxa"/>
-              <w:start w:w="120" w:type="dxa"/>
-              <w:end w:w="120" w:type="dxa"/>
-            </w:tcMar>
-          </w:tcPr>
-          <w:p>
-            <w:r>
-              <w:rPr>
-                <w:rFonts w:ascii="Calibri" w:hAnsi="Calibri"/>
-                <w:b/>
-                <w:i w:val="0"/>
-                <w:color w:val="0F172A"/>
-                <w:sz w:val="19"/>
-              </w:rPr>
-              <w:t>Approval to proceed</w:t>
-            </w:r>
-          </w:p>
-        </w:tc>
-        <w:tc>
-          <w:tcPr>
-            <w:tcW w:type="dxa" w:w="6009"/>
-            <w:shd w:val="clear" w:fill="F8FAFC"/>
-            <w:tcMar>
-              <w:top w:w="80" w:type="dxa"/>
-              <w:bottom w:w="80" w:type="dxa"/>
-              <w:start w:w="120" w:type="dxa"/>
-              <w:end w:w="120" w:type="dxa"/>
-            </w:tcMar>
-          </w:tcPr>
-          <w:p>
-            <w:r>
-              <w:rPr>
-                <w:rFonts w:ascii="Calibri" w:hAnsi="Calibri"/>
-                <w:b w:val="0"/>
-                <w:i w:val="0"/>
-                <w:color w:val="2B3849"/>
-                <w:sz w:val="19"/>
-              </w:rPr>
-              <w:t>Only begin work once Vyntra has confirmed the job is approved to proceed.</w:t>
-            </w:r>
-          </w:p>
-        </w:tc>
-      </w:tr>
-      <w:tr>
-        <w:tc>
-          <w:tcPr>
-            <w:tcW w:type="dxa" w:w="3628"/>
-            <w:tcMar>
-              <w:top w:w="80" w:type="dxa"/>
-              <w:bottom w:w="80" w:type="dxa"/>
-              <w:start w:w="120" w:type="dxa"/>
-              <w:end w:w="120" w:type="dxa"/>
-            </w:tcMar>
-          </w:tcPr>
-          <w:p>
-            <w:r>
-              <w:rPr>
-                <w:rFonts w:ascii="Calibri" w:hAnsi="Calibri"/>
-                <w:b/>
-                <w:i w:val="0"/>
-                <w:color w:val="0F172A"/>
-                <w:sz w:val="19"/>
-              </w:rPr>
-              <w:t>If payment isn’t confirmed</w:t>
-            </w:r>
-          </w:p>
-        </w:tc>
-        <w:tc>
-          <w:tcPr>
-            <w:tcW w:type="dxa" w:w="6009"/>
-            <w:tcMar>
-              <w:top w:w="80" w:type="dxa"/>
-              <w:bottom w:w="80" w:type="dxa"/>
-              <w:start w:w="120" w:type="dxa"/>
-              <w:end w:w="120" w:type="dxa"/>
-            </w:tcMar>
-          </w:tcPr>
-          <w:p>
-            <w:r>
-              <w:rPr>
-                <w:rFonts w:ascii="Calibri" w:hAnsi="Calibri"/>
-                <w:b w:val="0"/>
-                <w:i w:val="0"/>
-                <w:color w:val="2B3849"/>
-                <w:sz w:val="19"/>
-              </w:rPr>
-              <w:t>If payment hasn’t been received and Vyntra hasn’t authorised the job, contact Vyntra before starting any work.</w:t>
-            </w:r>
-          </w:p>
-        </w:tc>
-      </w:tr>
-    </w:tbl>
-    <w:p>
-      <w:pPr>
-        <w:spacing w:after="40"/>
-      </w:pPr>
-    </w:p>
-    <w:tbl>
-      <w:tblPr>
-        <w:tblW w:type="auto" w:w="0"/>
-        <w:jc w:val="center"/>
-        <w:tblLook w:firstColumn="1" w:firstRow="1" w:lastColumn="0" w:lastRow="0" w:noHBand="0" w:noVBand="1" w:val="04A0"/>
-        <w:tblBorders>
-          <w:top w:val="single" w:sz="4" w:color="FECDCA"/>
-          <w:left w:val="single" w:sz="4" w:color="FECDCA"/>
-          <w:bottom w:val="single" w:sz="4" w:color="FECDCA"/>
-          <w:right w:val="single" w:sz="4" w:color="FECDCA"/>
-          <w:insideH w:val="single" w:sz="4" w:color="FECDCA"/>
-          <w:insideV w:val="single" w:sz="4" w:color="FECDCA"/>
-        </w:tblBorders>
-      </w:tblPr>
-      <w:tblGrid>
-        <w:gridCol w:w="9638"/>
-      </w:tblGrid>
-      <w:tr>
-        <w:tc>
-          <w:tcPr>
-            <w:tcW w:type="dxa" w:w="9638"/>
-            <w:shd w:val="clear" w:fill="FEF3F2"/>
-            <w:tcMar>
-              <w:top w:w="120" w:type="dxa"/>
-              <w:bottom w:w="120" w:type="dxa"/>
-              <w:start w:w="160" w:type="dxa"/>
-              <w:end w:w="160" w:type="dxa"/>
-            </w:tcMar>
-          </w:tcPr>
-          <w:p>
-            <w:pPr>
-              <w:spacing w:after="40"/>
-            </w:pPr>
-            <w:r/>
-            <w:r>
-              <w:rPr>
-                <w:rFonts w:ascii="Calibri" w:hAnsi="Calibri"/>
-                <w:b/>
-                <w:i w:val="0"/>
-                <w:color w:val="0F172A"/>
-                <w:sz w:val="21"/>
-              </w:rPr>
-              <w:t>Do not start work until Vyntra confirms "approved to proceed"</w:t>
-            </w:r>
-          </w:p>
-          <w:p>
-            <w:r>
-              <w:rPr>
-                <w:rFonts w:ascii="Calibri" w:hAnsi="Calibri"/>
-                <w:b w:val="0"/>
-                <w:i w:val="0"/>
-                <w:color w:val="2B3849"/>
-                <w:sz w:val="19"/>
-              </w:rPr>
-              <w:t>If you arrive and you are unsure whether payment is settled, pause and contact your Vyntra coordinator. Starting an unapproved job can leave you unpaid and the customer unbilled.</w:t>
+              <w:t>Any change to price, scope or timing must be confirmed by Vyntra in writing so the customer’s invoice can be updated.</w:t>
             </w:r>
           </w:p>
         </w:tc>
@@ -4728,7 +4923,7 @@
                 <w:color w:val="0F172A"/>
                 <w:sz w:val="21"/>
               </w:rPr>
-              <w:t>This protects you</w:t>
+              <w:t>Approved variations are paid</w:t>
             </w:r>
           </w:p>
           <w:p>
@@ -4740,7 +4935,7 @@
                 <w:color w:val="2B3849"/>
                 <w:sz w:val="19"/>
               </w:rPr>
-              <w:t>Because Vyntra collects payment up front, you are paid on our terms for approved work — you never have to chase a customer.</w:t>
+              <w:t>When extra work or a variation is approved by Vyntra in writing, it is added to the customer’s invoice and flows through to your pay. Unapproved extras may not be.</w:t>
             </w:r>
           </w:p>
         </w:tc>
@@ -6853,7 +7048,7 @@
           <w:color w:val="0F172A"/>
           <w:sz w:val="21"/>
         </w:rPr>
-        <w:t>Scope of work</w:t>
+        <w:t>Scope &amp; payment</w:t>
       </w:r>
     </w:p>
     <w:p>
@@ -6868,7 +7063,7 @@
           <w:color w:val="2B3849"/>
           <w:sz w:val="19"/>
         </w:rPr>
-        <w:t>Vyntra will schedule property maintenance and cleaning jobs to you within your nominated availability from time to time. Each job will specify the work, location, timing and rate. You agree to perform allocated work with due care, skill and to the standards set out in this pack and any reasonable directions from Vyntra. Vyntra collects all customer payments; you must not request or accept payment directly from a customer, and must only begin work once Vyntra has confirmed the job is approved to proceed.</w:t>
+        <w:t>Vyntra will schedule property maintenance and cleaning jobs to you within your nominated availability. You agree to perform allocated work with due care and skill and to the standards in this pack and any reasonable directions from Vyntra. Vyntra manages all invoicing and collects all customer payments; you must not request, accept or discuss payment or pricing with customers, and must only begin work once Vyntra confirms the job is approved to proceed. Vyntra pays you weekly for approved, completed jobs for which it has received the customer’s payment; where a customer has not paid, payment for that job may be delayed until received, at Vyntra’s sole discretion, with Vyntra keeping you informed of any significant delay.</w:t>
       </w:r>
     </w:p>
     <w:p>
@@ -6908,7 +7103,7 @@
           <w:color w:val="2B3849"/>
           <w:sz w:val="19"/>
         </w:rPr>
-        <w:t>You provide Vyntra with your regular availability, and Vyntra schedules and allocates jobs within those nominated days. Once a job is allocated within your available hours, you are expected to attend and complete it on time and to standard. You remain an independent contractor and control your own availability; however, by nominating your availability you commit to attend jobs scheduled within it. If exceptional circumstances prevent attendance, you must notify Vyntra as soon as possible with a cancellation or unavailability notice and a reasonable explanation. Planned leave or changes to your availability must be notified in advance. Repeated late cancellations, no-shows or inadequate notice may affect future allocations and may lead to suspension or termination.</w:t>
+        <w:t>You provide Vyntra with your regular availability, and Vyntra allocates jobs within those nominated days. Once a job is allocated within your available hours, you are expected to attend and complete it on time and to standard. You remain an independent contractor controlling your own availability, but by nominating it you commit to attend jobs scheduled within it. If exceptional circumstances prevent attendance, notify Vyntra as soon as possible with an unavailability notice and a reasonable explanation; planned leave or availability changes must be notified in advance. Repeated late cancellations, no-shows or inadequate notice may affect future allocations and may lead to suspension or termination.</w:t>
       </w:r>
     </w:p>
     <w:p>
@@ -7635,7 +7830,7 @@
           <w:color w:val="2B3849"/>
           <w:sz w:val="19"/>
         </w:rPr>
-        <w:t>Within 14 days of us receiving a correct tax invoice. Payments go out by EFT in our weekly run.</w:t>
+        <w:t>Weekly. Each run covers your approved, completed jobs where Vyntra has received the customer’s payment. Residential jobs are paid in the next run after the customer’s final payment; commercial account clients may follow their agreed terms.</w:t>
       </w:r>
     </w:p>
     <w:p>
@@ -7881,7 +8076,7 @@
           <w:color w:val="2B3849"/>
           <w:sz w:val="19"/>
         </w:rPr>
-        <w:t>No — never. Vyntra collects all customer payments. Customers pay us at least an hour before the job, and you only start once we confirm it is approved to proceed.</w:t>
+        <w:t>No. Vyntra invoices and collects from every customer. If asked, you may politely remind a customer that Vyntra has sent the final invoice — but never collect payment, quote prices, discuss pricing or chase outstanding invoices.</w:t>
       </w:r>
     </w:p>
     <w:p>
